--- a/artifacts/LGL-09/build/high-risk-intake-record.docx
+++ b/artifacts/LGL-09/build/high-risk-intake-record.docx
@@ -7,15 +7,6 @@
       <w:pPr>
         <w:pStyle w:val="Heading1"/>
       </w:pPr>
-      <w:r>
-        <w:rPr>
-          <w:rStyle w:val="SectionNumber"/>
-        </w:rPr>
-        <w:t xml:space="preserve">1</w:t>
-      </w:r>
-      <w:r>
-        <w:tab/>
-      </w:r>
       <w:r>
         <w:t xml:space="preserve">High-Risk Client Intake and Financial Crime Risk Assessment</w:t>
       </w:r>
@@ -418,15 +409,6 @@
         <w:pStyle w:val="Heading2"/>
       </w:pPr>
       <w:r>
-        <w:rPr>
-          <w:rStyle w:val="SectionNumber"/>
-        </w:rPr>
-        <w:t xml:space="preserve">1.1</w:t>
-      </w:r>
-      <w:r>
-        <w:tab/>
-      </w:r>
-      <w:r>
         <w:t xml:space="preserve">1. Purpose and Standard Applied</w:t>
       </w:r>
     </w:p>
@@ -536,15 +518,6 @@
         <w:pStyle w:val="Heading2"/>
       </w:pPr>
       <w:r>
-        <w:rPr>
-          <w:rStyle w:val="SectionNumber"/>
-        </w:rPr>
-        <w:t xml:space="preserve">1.2</w:t>
-      </w:r>
-      <w:r>
-        <w:tab/>
-      </w:r>
-      <w:r>
         <w:t xml:space="preserve">2. Source of the Introduction</w:t>
       </w:r>
     </w:p>
@@ -574,15 +547,6 @@
       <w:pPr>
         <w:pStyle w:val="Heading2"/>
       </w:pPr>
-      <w:r>
-        <w:rPr>
-          <w:rStyle w:val="SectionNumber"/>
-        </w:rPr>
-        <w:t xml:space="preserve">1.3</w:t>
-      </w:r>
-      <w:r>
-        <w:tab/>
-      </w:r>
       <w:r>
         <w:t xml:space="preserve">3. Prospective Client and Ownership</w:t>
       </w:r>
@@ -953,15 +917,6 @@
         <w:pStyle w:val="Heading2"/>
       </w:pPr>
       <w:r>
-        <w:rPr>
-          <w:rStyle w:val="SectionNumber"/>
-        </w:rPr>
-        <w:t xml:space="preserve">1.4</w:t>
-      </w:r>
-      <w:r>
-        <w:tab/>
-      </w:r>
-      <w:r>
         <w:t xml:space="preserve">4. Politically Exposed Person Profile</w:t>
       </w:r>
     </w:p>
@@ -1138,15 +1093,6 @@
       <w:pPr>
         <w:pStyle w:val="Heading2"/>
       </w:pPr>
-      <w:r>
-        <w:rPr>
-          <w:rStyle w:val="SectionNumber"/>
-        </w:rPr>
-        <w:t xml:space="preserve">1.5</w:t>
-      </w:r>
-      <w:r>
-        <w:tab/>
-      </w:r>
       <w:r>
         <w:t xml:space="preserve">5. Sanctions and Adverse Media Screening</w:t>
       </w:r>
@@ -1511,15 +1457,6 @@
       <w:pPr>
         <w:pStyle w:val="Heading2"/>
       </w:pPr>
-      <w:r>
-        <w:rPr>
-          <w:rStyle w:val="SectionNumber"/>
-        </w:rPr>
-        <w:t xml:space="preserve">1.6</w:t>
-      </w:r>
-      <w:r>
-        <w:tab/>
-      </w:r>
       <w:r>
         <w:t xml:space="preserve">6. Risk Scoring</w:t>
       </w:r>
@@ -1995,15 +1932,6 @@
         <w:pStyle w:val="Heading3"/>
       </w:pPr>
       <w:r>
-        <w:rPr>
-          <w:rStyle w:val="SectionNumber"/>
-        </w:rPr>
-        <w:t xml:space="preserve">1.6.1</w:t>
-      </w:r>
-      <w:r>
-        <w:tab/>
-      </w:r>
-      <w:r>
         <w:t xml:space="preserve">6.1 F1, client type and ownership transparency: 3 of 3</w:t>
       </w:r>
     </w:p>
@@ -2022,15 +1950,6 @@
         <w:pStyle w:val="Heading3"/>
       </w:pPr>
       <w:r>
-        <w:rPr>
-          <w:rStyle w:val="SectionNumber"/>
-        </w:rPr>
-        <w:t xml:space="preserve">1.6.2</w:t>
-      </w:r>
-      <w:r>
-        <w:tab/>
-      </w:r>
-      <w:r>
         <w:t xml:space="preserve">6.2 F2, jurisdiction, matter type, and corruption exposure: 3 of 3</w:t>
       </w:r>
     </w:p>
@@ -2081,15 +2000,6 @@
         <w:pStyle w:val="Heading3"/>
       </w:pPr>
       <w:r>
-        <w:rPr>
-          <w:rStyle w:val="SectionNumber"/>
-        </w:rPr>
-        <w:t xml:space="preserve">1.6.3</w:t>
-      </w:r>
-      <w:r>
-        <w:tab/>
-      </w:r>
-      <w:r>
         <w:t xml:space="preserve">6.3 F3, politically exposed person exposure: 3 of 3</w:t>
       </w:r>
     </w:p>
@@ -2108,15 +2018,6 @@
         <w:pStyle w:val="Heading3"/>
       </w:pPr>
       <w:r>
-        <w:rPr>
-          <w:rStyle w:val="SectionNumber"/>
-        </w:rPr>
-        <w:t xml:space="preserve">1.6.4</w:t>
-      </w:r>
-      <w:r>
-        <w:tab/>
-      </w:r>
-      <w:r>
         <w:t xml:space="preserve">6.4 F4, sanctions screening outcome: 3 of 3</w:t>
       </w:r>
     </w:p>
@@ -2134,15 +2035,6 @@
       <w:pPr>
         <w:pStyle w:val="Heading3"/>
       </w:pPr>
-      <w:r>
-        <w:rPr>
-          <w:rStyle w:val="SectionNumber"/>
-        </w:rPr>
-        <w:t xml:space="preserve">1.6.5</w:t>
-      </w:r>
-      <w:r>
-        <w:tab/>
-      </w:r>
       <w:r>
         <w:t xml:space="preserve">6.5 F5, source of funds and payment channel: 3 of 3</w:t>
       </w:r>
@@ -2276,15 +2168,6 @@
       <w:pPr>
         <w:pStyle w:val="Heading2"/>
       </w:pPr>
-      <w:r>
-        <w:rPr>
-          <w:rStyle w:val="SectionNumber"/>
-        </w:rPr>
-        <w:t xml:space="preserve">1.7</w:t>
-      </w:r>
-      <w:r>
-        <w:tab/>
-      </w:r>
       <w:r>
         <w:t xml:space="preserve">7. Duty to Inquire: Questions Asked and Answers Received</w:t>
       </w:r>
@@ -2667,15 +2550,6 @@
         <w:pStyle w:val="Heading2"/>
       </w:pPr>
       <w:r>
-        <w:rPr>
-          <w:rStyle w:val="SectionNumber"/>
-        </w:rPr>
-        <w:t xml:space="preserve">1.8</w:t>
-      </w:r>
-      <w:r>
-        <w:tab/>
-      </w:r>
-      <w:r>
         <w:t xml:space="preserve">8. Recommendation</w:t>
       </w:r>
     </w:p>
@@ -2747,15 +2621,6 @@
       <w:pPr>
         <w:pStyle w:val="Heading2"/>
       </w:pPr>
-      <w:r>
-        <w:rPr>
-          <w:rStyle w:val="SectionNumber"/>
-        </w:rPr>
-        <w:t xml:space="preserve">1.9</w:t>
-      </w:r>
-      <w:r>
-        <w:tab/>
-      </w:r>
       <w:r>
         <w:t xml:space="preserve">9. Committee Decision and Disposition</w:t>
       </w:r>
@@ -3244,15 +3109,6 @@
       <w:pPr>
         <w:pStyle w:val="Heading2"/>
       </w:pPr>
-      <w:r>
-        <w:rPr>
-          <w:rStyle w:val="SectionNumber"/>
-        </w:rPr>
-        <w:t xml:space="preserve">1.10</w:t>
-      </w:r>
-      <w:r>
-        <w:tab/>
-      </w:r>
       <w:r>
         <w:t xml:space="preserve">10. Certification</w:t>
       </w:r>
